--- a/assets/downloads/simulation-2/presimulation-activity-3-body-system.docx
+++ b/assets/downloads/simulation-2/presimulation-activity-3-body-system.docx
@@ -1,62 +1,59 @@
 
 <file path=word/document.xml><?xml version="1.0" encoding="utf-8"?>
-<w:document xmlns:wpc="http://schemas.microsoft.com/office/word/2010/wordprocessingCanvas" xmlns:cx="http://schemas.microsoft.com/office/drawing/2014/chartex" xmlns:cx1="http://schemas.microsoft.com/office/drawing/2015/9/8/chartex" xmlns:cx2="http://schemas.microsoft.com/office/drawing/2015/10/21/chartex" xmlns:cx3="http://schemas.microsoft.com/office/drawing/2016/5/9/chartex" xmlns:cx4="http://schemas.microsoft.com/office/drawing/2016/5/10/chartex" xmlns:cx5="http://schemas.microsoft.com/office/drawing/2016/5/11/chartex" xmlns:cx6="http://schemas.microsoft.com/office/drawing/2016/5/12/chartex" xmlns:cx7="http://schemas.microsoft.com/office/drawing/2016/5/13/chartex" xmlns:cx8="http://schemas.microsoft.com/office/drawing/2016/5/14/chartex" xmlns:mc="http://schemas.openxmlformats.org/markup-compatibility/2006" xmlns:aink="http://schemas.microsoft.com/office/drawing/2016/ink" xmlns:am3d="http://schemas.microsoft.com/office/drawing/2017/model3d" xmlns:o="urn:schemas-microsoft-com:office:office" xmlns:oel="http://schemas.microsoft.com/office/2019/extlst" xmlns:r="http://schemas.openxmlformats.org/officeDocument/2006/relationships" xmlns:m="http://schemas.openxmlformats.org/officeDocument/2006/math" xmlns:v="urn:schemas-microsoft-com:vml" xmlns:wp14="http://schemas.microsoft.com/office/word/2010/wordprocessingDrawing" xmlns:wp="http://schemas.openxmlformats.org/drawingml/2006/wordprocessingDrawing" xmlns:w10="urn:schemas-microsoft-com:office:word" xmlns:w="http://schemas.openxmlformats.org/wordprocessingml/2006/main" xmlns:w14="http://schemas.microsoft.com/office/word/2010/wordml" xmlns:w15="http://schemas.microsoft.com/office/word/2012/wordml" xmlns:w16cex="http://schemas.microsoft.com/office/word/2018/wordml/cex" xmlns:w16cid="http://schemas.microsoft.com/office/word/2016/wordml/cid" xmlns:w16="http://schemas.microsoft.com/office/word/2018/wordml" xmlns:w16du="http://schemas.microsoft.com/office/word/2023/wordml/word16du" xmlns:w16sdtdh="http://schemas.microsoft.com/office/word/2020/wordml/sdtdatahash" xmlns:w16sdtfl="http://schemas.microsoft.com/office/word/2024/wordml/sdtformatlock" xmlns:w16se="http://schemas.microsoft.com/office/word/2015/wordml/symex" xmlns:wpg="http://schemas.microsoft.com/office/word/2010/wordprocessingGroup" xmlns:wpi="http://schemas.microsoft.com/office/word/2010/wordprocessingInk" xmlns:wne="http://schemas.microsoft.com/office/word/2006/wordml" xmlns:wps="http://schemas.microsoft.com/office/word/2010/wordprocessingShape" mc:Ignorable="w14 w15 w16se w16cid w16 w16cex w16sdtdh w16sdtfl w16du wp14">
+<w:document xmlns:wpc="http://schemas.microsoft.com/office/word/2010/wordprocessingCanvas" xmlns:cx="http://schemas.microsoft.com/office/drawing/2014/chartex" xmlns:cx1="http://schemas.microsoft.com/office/drawing/2015/9/8/chartex" xmlns:cx2="http://schemas.microsoft.com/office/drawing/2015/10/21/chartex" xmlns:cx3="http://schemas.microsoft.com/office/drawing/2016/5/9/chartex" xmlns:cx4="http://schemas.microsoft.com/office/drawing/2016/5/10/chartex" xmlns:cx5="http://schemas.microsoft.com/office/drawing/2016/5/11/chartex" xmlns:cx6="http://schemas.microsoft.com/office/drawing/2016/5/12/chartex" xmlns:cx7="http://schemas.microsoft.com/office/drawing/2016/5/13/chartex" xmlns:cx8="http://schemas.microsoft.com/office/drawing/2016/5/14/chartex" xmlns:mc="http://schemas.openxmlformats.org/markup-compatibility/2006" xmlns:aink="http://schemas.microsoft.com/office/drawing/2016/ink" xmlns:am3d="http://schemas.microsoft.com/office/drawing/2017/model3d" xmlns:o="urn:schemas-microsoft-com:office:office" xmlns:oel="http://schemas.microsoft.com/office/2019/extlst" xmlns:r="http://schemas.openxmlformats.org/officeDocument/2006/relationships" xmlns:m="http://schemas.openxmlformats.org/officeDocument/2006/math" xmlns:v="urn:schemas-microsoft-com:vml" xmlns:wp14="http://schemas.microsoft.com/office/word/2010/wordprocessingDrawing" xmlns:wp="http://schemas.openxmlformats.org/drawingml/2006/wordprocessingDrawing" xmlns:w10="urn:schemas-microsoft-com:office:word" xmlns:w="http://schemas.openxmlformats.org/wordprocessingml/2006/main" xmlns:w14="http://schemas.microsoft.com/office/word/2010/wordml" xmlns:w15="http://schemas.microsoft.com/office/word/2012/wordml" xmlns:w16cei="http://schemas.microsoft.com/office/word/2026/wordml/cei" xmlns:w16cex="http://schemas.microsoft.com/office/word/2018/wordml/cex" xmlns:w16cid="http://schemas.microsoft.com/office/word/2016/wordml/cid" xmlns:w16="http://schemas.microsoft.com/office/word/2018/wordml" xmlns:w16du="http://schemas.microsoft.com/office/word/2023/wordml/word16du" xmlns:w16sdtdh="http://schemas.microsoft.com/office/word/2020/wordml/sdtdatahash" xmlns:w16sdtfl="http://schemas.microsoft.com/office/word/2024/wordml/sdtformatlock" xmlns:w16se="http://schemas.microsoft.com/office/word/2015/wordml/symex" xmlns:wpg="http://schemas.microsoft.com/office/word/2010/wordprocessingGroup" xmlns:wpi="http://schemas.microsoft.com/office/word/2010/wordprocessingInk" xmlns:wne="http://schemas.microsoft.com/office/word/2006/wordml" xmlns:wps="http://schemas.microsoft.com/office/word/2010/wordprocessingShape" mc:Ignorable="w14 w15 w16se w16cid w16 w16cex w16sdtdh w16sdtfl w16du wp14">
   <w:body>
     <w:p>
       <w:pPr>
         <w:pStyle w:val="Heading1"/>
-        <w:spacing w:line="480" w:lineRule="auto"/>
-        <w:rPr>
-          <w:color w:val="000000"/>
-        </w:rPr>
-      </w:pPr>
-      <w:r>
-        <w:rPr>
-          <w:color w:val="000000"/>
-        </w:rPr>
-        <w:t/>
-      </w:r>
+      </w:pPr>
       <w:proofErr w:type="spellStart"/>
       <w:r>
         <w:rPr>
-          <w:color w:val="000000"/>
+          <w:sz w:val="40"/>
+          <w:szCs w:val="40"/>
         </w:rPr>
         <w:t>Presimulation</w:t>
       </w:r>
       <w:proofErr w:type="spellEnd"/>
       <w:r>
         <w:rPr>
-          <w:color w:val="000000"/>
+          <w:sz w:val="40"/>
+          <w:szCs w:val="40"/>
         </w:rPr>
         <w:t xml:space="preserve"> </w:t>
       </w:r>
       <w:r>
         <w:rPr>
-          <w:color w:val="000000"/>
+          <w:sz w:val="40"/>
+          <w:szCs w:val="40"/>
         </w:rPr>
         <w:t xml:space="preserve">Activity </w:t>
       </w:r>
       <w:r>
         <w:rPr>
-          <w:color w:val="000000"/>
+          <w:sz w:val="40"/>
+          <w:szCs w:val="40"/>
         </w:rPr>
         <w:t>3</w:t>
       </w:r>
       <w:r>
         <w:rPr>
-          <w:color w:val="000000"/>
+          <w:sz w:val="40"/>
+          <w:szCs w:val="40"/>
         </w:rPr>
         <w:t>:</w:t>
       </w:r>
       <w:r>
         <w:rPr>
-          <w:color w:val="000000"/>
+          <w:sz w:val="40"/>
+          <w:szCs w:val="40"/>
         </w:rPr>
         <w:t xml:space="preserve"> </w:t>
       </w:r>
       <w:r>
         <w:rPr>
-          <w:color w:val="000000"/>
+          <w:sz w:val="40"/>
+          <w:szCs w:val="40"/>
         </w:rPr>
         <w:t>Body System</w:t>
       </w:r>
@@ -65,31 +62,13 @@
       <w:pPr>
         <w:spacing w:line="480" w:lineRule="auto"/>
         <w:rPr>
+          <w:rFonts w:asciiTheme="minorHAnsi" w:hAnsiTheme="minorHAnsi"/>
           <w:color w:val="000000"/>
         </w:rPr>
       </w:pPr>
       <w:r>
         <w:rPr>
-          <w:color w:val="000000"/>
-        </w:rPr>
-        <w:t/>
-      </w:r>
-      <w:proofErr w:type="spellStart"/>
-      <w:r>
-        <w:rPr>
-          <w:color w:val="000000"/>
-        </w:rPr>
-        <w:t/>
-      </w:r>
-      <w:proofErr w:type="spellEnd"/>
-      <w:r>
-        <w:rPr>
-          <w:color w:val="000000"/>
-        </w:rPr>
-        <w:t/>
-      </w:r>
-      <w:r>
-        <w:rPr>
+          <w:rFonts w:asciiTheme="minorHAnsi" w:hAnsiTheme="minorHAnsi"/>
           <w:color w:val="000000"/>
         </w:rPr>
         <w:t>A limited number of body systems are typically involved in a collapse or syncopal episode. Based on the body system, describe what could be evaluated and what questions would be important to ask.</w:t>
@@ -97,14 +76,20 @@
     </w:p>
     <w:p>
       <w:pPr>
+        <w:pStyle w:val="ListParagraph"/>
+        <w:numPr>
+          <w:ilvl w:val="0"/>
+          <w:numId w:val="14"/>
+        </w:numPr>
         <w:spacing w:line="480" w:lineRule="auto"/>
-        <w:ind w:left="360"/>
         <w:rPr>
+          <w:rFonts w:asciiTheme="minorHAnsi" w:hAnsiTheme="minorHAnsi"/>
           <w:color w:val="000000"/>
         </w:rPr>
       </w:pPr>
       <w:r>
         <w:rPr>
+          <w:rFonts w:asciiTheme="minorHAnsi" w:hAnsiTheme="minorHAnsi"/>
           <w:color w:val="000000"/>
         </w:rPr>
         <w:t>Cardiac</w:t>
@@ -112,14 +97,20 @@
     </w:p>
     <w:p>
       <w:pPr>
+        <w:pStyle w:val="ListParagraph"/>
+        <w:numPr>
+          <w:ilvl w:val="0"/>
+          <w:numId w:val="14"/>
+        </w:numPr>
         <w:spacing w:line="480" w:lineRule="auto"/>
-        <w:ind w:left="360"/>
         <w:rPr>
+          <w:rFonts w:asciiTheme="minorHAnsi" w:hAnsiTheme="minorHAnsi"/>
           <w:color w:val="000000"/>
         </w:rPr>
       </w:pPr>
       <w:r>
         <w:rPr>
+          <w:rFonts w:asciiTheme="minorHAnsi" w:hAnsiTheme="minorHAnsi"/>
           <w:color w:val="000000"/>
         </w:rPr>
         <w:t>Neurologic</w:t>
@@ -127,38 +118,48 @@
     </w:p>
     <w:p>
       <w:pPr>
+        <w:pStyle w:val="ListParagraph"/>
+        <w:numPr>
+          <w:ilvl w:val="0"/>
+          <w:numId w:val="14"/>
+        </w:numPr>
         <w:spacing w:line="480" w:lineRule="auto"/>
-        <w:ind w:left="360"/>
         <w:rPr>
+          <w:rFonts w:asciiTheme="minorHAnsi" w:hAnsiTheme="minorHAnsi"/>
           <w:color w:val="000000"/>
         </w:rPr>
       </w:pPr>
       <w:r>
         <w:rPr>
+          <w:rFonts w:asciiTheme="minorHAnsi" w:hAnsiTheme="minorHAnsi"/>
           <w:color w:val="000000"/>
         </w:rPr>
         <w:t>Endocrine (</w:t>
       </w:r>
       <w:r>
         <w:rPr>
+          <w:rFonts w:asciiTheme="minorHAnsi" w:hAnsiTheme="minorHAnsi"/>
           <w:color w:val="000000"/>
         </w:rPr>
         <w:t>b</w:t>
       </w:r>
       <w:r>
         <w:rPr>
+          <w:rFonts w:asciiTheme="minorHAnsi" w:hAnsiTheme="minorHAnsi"/>
           <w:color w:val="000000"/>
         </w:rPr>
         <w:t xml:space="preserve">lood </w:t>
       </w:r>
       <w:r>
         <w:rPr>
+          <w:rFonts w:asciiTheme="minorHAnsi" w:hAnsiTheme="minorHAnsi"/>
           <w:color w:val="000000"/>
         </w:rPr>
         <w:t>s</w:t>
       </w:r>
       <w:r>
         <w:rPr>
+          <w:rFonts w:asciiTheme="minorHAnsi" w:hAnsiTheme="minorHAnsi"/>
           <w:color w:val="000000"/>
         </w:rPr>
         <w:t>ugar)</w:t>
@@ -166,21 +167,32 @@
     </w:p>
     <w:p>
       <w:pPr>
+        <w:pStyle w:val="ListParagraph"/>
+        <w:numPr>
+          <w:ilvl w:val="0"/>
+          <w:numId w:val="14"/>
+        </w:numPr>
         <w:spacing w:line="480" w:lineRule="auto"/>
-        <w:ind w:left="360"/>
         <w:rPr>
+          <w:rFonts w:asciiTheme="minorHAnsi" w:hAnsiTheme="minorHAnsi"/>
           <w:color w:val="000000"/>
         </w:rPr>
       </w:pPr>
       <w:r>
         <w:rPr>
+          <w:rFonts w:asciiTheme="minorHAnsi" w:hAnsiTheme="minorHAnsi"/>
           <w:color w:val="000000"/>
         </w:rPr>
         <w:t>Vascular system</w:t>
       </w:r>
     </w:p>
     <w:sectPr>
-      <w:footerReference w:type="default" r:id="rId7"/>
+      <w:headerReference w:type="even" r:id="rId7"/>
+      <w:headerReference w:type="default" r:id="rId8"/>
+      <w:footerReference w:type="even" r:id="rId9"/>
+      <w:footerReference w:type="default" r:id="rId10"/>
+      <w:headerReference w:type="first" r:id="rId11"/>
+      <w:footerReference w:type="first" r:id="rId12"/>
       <w:pgSz w:w="12240" w:h="15840"/>
       <w:pgMar w:top="1440" w:right="1440" w:bottom="1440" w:left="1440" w:header="706" w:footer="706" w:gutter="0"/>
       <w:cols w:space="720"/>
@@ -190,31 +202,132 @@
 </w:document>
 </file>
 
+<file path=word/endnotes.xml><?xml version="1.0" encoding="utf-8"?>
+<w:endnotes xmlns:wpc="http://schemas.microsoft.com/office/word/2010/wordprocessingCanvas" xmlns:cx="http://schemas.microsoft.com/office/drawing/2014/chartex" xmlns:cx1="http://schemas.microsoft.com/office/drawing/2015/9/8/chartex" xmlns:cx2="http://schemas.microsoft.com/office/drawing/2015/10/21/chartex" xmlns:cx3="http://schemas.microsoft.com/office/drawing/2016/5/9/chartex" xmlns:cx4="http://schemas.microsoft.com/office/drawing/2016/5/10/chartex" xmlns:cx5="http://schemas.microsoft.com/office/drawing/2016/5/11/chartex" xmlns:cx6="http://schemas.microsoft.com/office/drawing/2016/5/12/chartex" xmlns:cx7="http://schemas.microsoft.com/office/drawing/2016/5/13/chartex" xmlns:cx8="http://schemas.microsoft.com/office/drawing/2016/5/14/chartex" xmlns:mc="http://schemas.openxmlformats.org/markup-compatibility/2006" xmlns:aink="http://schemas.microsoft.com/office/drawing/2016/ink" xmlns:am3d="http://schemas.microsoft.com/office/drawing/2017/model3d" xmlns:o="urn:schemas-microsoft-com:office:office" xmlns:oel="http://schemas.microsoft.com/office/2019/extlst" xmlns:r="http://schemas.openxmlformats.org/officeDocument/2006/relationships" xmlns:m="http://schemas.openxmlformats.org/officeDocument/2006/math" xmlns:v="urn:schemas-microsoft-com:vml" xmlns:wp14="http://schemas.microsoft.com/office/word/2010/wordprocessingDrawing" xmlns:wp="http://schemas.openxmlformats.org/drawingml/2006/wordprocessingDrawing" xmlns:w10="urn:schemas-microsoft-com:office:word" xmlns:w="http://schemas.openxmlformats.org/wordprocessingml/2006/main" xmlns:w14="http://schemas.microsoft.com/office/word/2010/wordml" xmlns:w15="http://schemas.microsoft.com/office/word/2012/wordml" xmlns:w16cei="http://schemas.microsoft.com/office/word/2026/wordml/cei" xmlns:w16cex="http://schemas.microsoft.com/office/word/2018/wordml/cex" xmlns:w16cid="http://schemas.microsoft.com/office/word/2016/wordml/cid" xmlns:w16="http://schemas.microsoft.com/office/word/2018/wordml" xmlns:w16du="http://schemas.microsoft.com/office/word/2023/wordml/word16du" xmlns:w16sdtdh="http://schemas.microsoft.com/office/word/2020/wordml/sdtdatahash" xmlns:w16sdtfl="http://schemas.microsoft.com/office/word/2024/wordml/sdtformatlock" xmlns:w16se="http://schemas.microsoft.com/office/word/2015/wordml/symex" xmlns:wpg="http://schemas.microsoft.com/office/word/2010/wordprocessingGroup" xmlns:wpi="http://schemas.microsoft.com/office/word/2010/wordprocessingInk" xmlns:wne="http://schemas.microsoft.com/office/word/2006/wordml" xmlns:wps="http://schemas.microsoft.com/office/word/2010/wordprocessingShape" mc:Ignorable="w14 w15 w16se w16cid w16 w16cex w16sdtdh w16sdtfl w16du wp14">
+  <w:endnote w:type="separator" w:id="-1">
+    <w:p>
+      <w:r>
+        <w:separator/>
+      </w:r>
+    </w:p>
+  </w:endnote>
+  <w:endnote w:type="continuationSeparator" w:id="0">
+    <w:p>
+      <w:r>
+        <w:continuationSeparator/>
+      </w:r>
+    </w:p>
+  </w:endnote>
+</w:endnotes>
+</file>
+
 <file path=word/footer1.xml><?xml version="1.0" encoding="utf-8"?>
-<w:ftr xmlns:m="http://schemas.openxmlformats.org/officeDocument/2006/math" xmlns:mc="http://schemas.openxmlformats.org/markup-compatibility/2006" xmlns:mo="http://schemas.microsoft.com/office/mac/office/2008/main" xmlns:mv="urn:schemas-microsoft-com:mac:vml" xmlns:o="urn:schemas-microsoft-com:office:office" xmlns:r="http://schemas.openxmlformats.org/officeDocument/2006/relationships" xmlns:v="urn:schemas-microsoft-com:vml" xmlns:w10="urn:schemas-microsoft-com:office:word" xmlns:w14="http://schemas.microsoft.com/office/word/2010/wordml" xmlns:w="http://schemas.openxmlformats.org/wordprocessingml/2006/main" xmlns:wne="http://schemas.microsoft.com/office/word/2006/wordml" xmlns:wp14="http://schemas.microsoft.com/office/word/2010/wordprocessingDrawing" xmlns:wp="http://schemas.openxmlformats.org/drawingml/2006/wordprocessingDrawing" xmlns:wpc="http://schemas.microsoft.com/office/word/2010/wordprocessingCanvas" xmlns:wpg="http://schemas.microsoft.com/office/word/2010/wordprocessingGroup" xmlns:wpi="http://schemas.microsoft.com/office/word/2010/wordprocessingInk" xmlns:wps="http://schemas.microsoft.com/office/word/2010/wordprocessingShape" mc:Ignorable="w14 wp14">
+<w:ftr xmlns:wpc="http://schemas.microsoft.com/office/word/2010/wordprocessingCanvas" xmlns:cx="http://schemas.microsoft.com/office/drawing/2014/chartex" xmlns:cx1="http://schemas.microsoft.com/office/drawing/2015/9/8/chartex" xmlns:cx2="http://schemas.microsoft.com/office/drawing/2015/10/21/chartex" xmlns:cx3="http://schemas.microsoft.com/office/drawing/2016/5/9/chartex" xmlns:cx4="http://schemas.microsoft.com/office/drawing/2016/5/10/chartex" xmlns:cx5="http://schemas.microsoft.com/office/drawing/2016/5/11/chartex" xmlns:cx6="http://schemas.microsoft.com/office/drawing/2016/5/12/chartex" xmlns:cx7="http://schemas.microsoft.com/office/drawing/2016/5/13/chartex" xmlns:cx8="http://schemas.microsoft.com/office/drawing/2016/5/14/chartex" xmlns:mc="http://schemas.openxmlformats.org/markup-compatibility/2006" xmlns:aink="http://schemas.microsoft.com/office/drawing/2016/ink" xmlns:am3d="http://schemas.microsoft.com/office/drawing/2017/model3d" xmlns:o="urn:schemas-microsoft-com:office:office" xmlns:oel="http://schemas.microsoft.com/office/2019/extlst" xmlns:r="http://schemas.openxmlformats.org/officeDocument/2006/relationships" xmlns:m="http://schemas.openxmlformats.org/officeDocument/2006/math" xmlns:v="urn:schemas-microsoft-com:vml" xmlns:wp14="http://schemas.microsoft.com/office/word/2010/wordprocessingDrawing" xmlns:wp="http://schemas.openxmlformats.org/drawingml/2006/wordprocessingDrawing" xmlns:w10="urn:schemas-microsoft-com:office:word" xmlns:w="http://schemas.openxmlformats.org/wordprocessingml/2006/main" xmlns:w14="http://schemas.microsoft.com/office/word/2010/wordml" xmlns:w15="http://schemas.microsoft.com/office/word/2012/wordml" xmlns:w16cei="http://schemas.microsoft.com/office/word/2026/wordml/cei" xmlns:w16cex="http://schemas.microsoft.com/office/word/2018/wordml/cex" xmlns:w16cid="http://schemas.microsoft.com/office/word/2016/wordml/cid" xmlns:w16="http://schemas.microsoft.com/office/word/2018/wordml" xmlns:w16du="http://schemas.microsoft.com/office/word/2023/wordml/word16du" xmlns:w16sdtdh="http://schemas.microsoft.com/office/word/2020/wordml/sdtdatahash" xmlns:w16sdtfl="http://schemas.microsoft.com/office/word/2024/wordml/sdtformatlock" xmlns:w16se="http://schemas.microsoft.com/office/word/2015/wordml/symex" xmlns:wpg="http://schemas.microsoft.com/office/word/2010/wordprocessingGroup" xmlns:wpi="http://schemas.microsoft.com/office/word/2010/wordprocessingInk" xmlns:wne="http://schemas.microsoft.com/office/word/2006/wordml" xmlns:wps="http://schemas.microsoft.com/office/word/2010/wordprocessingShape" mc:Ignorable="w14 w15 w16se w16cid w16 w16cex w16sdtdh w16sdtfl w16du wp14">
   <w:p>
     <w:pPr>
       <w:pStyle w:val="Footer"/>
+    </w:pPr>
+  </w:p>
+</w:ftr>
+</file>
+
+<file path=word/footer2.xml><?xml version="1.0" encoding="utf-8"?>
+<w:ftr xmlns:wpc="http://schemas.microsoft.com/office/word/2010/wordprocessingCanvas" xmlns:cx="http://schemas.microsoft.com/office/drawing/2014/chartex" xmlns:cx1="http://schemas.microsoft.com/office/drawing/2015/9/8/chartex" xmlns:cx2="http://schemas.microsoft.com/office/drawing/2015/10/21/chartex" xmlns:cx3="http://schemas.microsoft.com/office/drawing/2016/5/9/chartex" xmlns:cx4="http://schemas.microsoft.com/office/drawing/2016/5/10/chartex" xmlns:cx5="http://schemas.microsoft.com/office/drawing/2016/5/11/chartex" xmlns:cx6="http://schemas.microsoft.com/office/drawing/2016/5/12/chartex" xmlns:cx7="http://schemas.microsoft.com/office/drawing/2016/5/13/chartex" xmlns:cx8="http://schemas.microsoft.com/office/drawing/2016/5/14/chartex" xmlns:mc="http://schemas.openxmlformats.org/markup-compatibility/2006" xmlns:aink="http://schemas.microsoft.com/office/drawing/2016/ink" xmlns:am3d="http://schemas.microsoft.com/office/drawing/2017/model3d" xmlns:o="urn:schemas-microsoft-com:office:office" xmlns:oel="http://schemas.microsoft.com/office/2019/extlst" xmlns:r="http://schemas.openxmlformats.org/officeDocument/2006/relationships" xmlns:m="http://schemas.openxmlformats.org/officeDocument/2006/math" xmlns:v="urn:schemas-microsoft-com:vml" xmlns:wp14="http://schemas.microsoft.com/office/word/2010/wordprocessingDrawing" xmlns:wp="http://schemas.openxmlformats.org/drawingml/2006/wordprocessingDrawing" xmlns:w10="urn:schemas-microsoft-com:office:word" xmlns:w="http://schemas.openxmlformats.org/wordprocessingml/2006/main" xmlns:w14="http://schemas.microsoft.com/office/word/2010/wordml" xmlns:w15="http://schemas.microsoft.com/office/word/2012/wordml" xmlns:w16cei="http://schemas.microsoft.com/office/word/2026/wordml/cei" xmlns:w16cex="http://schemas.microsoft.com/office/word/2018/wordml/cex" xmlns:w16cid="http://schemas.microsoft.com/office/word/2016/wordml/cid" xmlns:w16="http://schemas.microsoft.com/office/word/2018/wordml" xmlns:w16du="http://schemas.microsoft.com/office/word/2023/wordml/word16du" xmlns:w16sdtdh="http://schemas.microsoft.com/office/word/2020/wordml/sdtdatahash" xmlns:w16sdtfl="http://schemas.microsoft.com/office/word/2024/wordml/sdtformatlock" xmlns:w16se="http://schemas.microsoft.com/office/word/2015/wordml/symex" xmlns:wpg="http://schemas.microsoft.com/office/word/2010/wordprocessingGroup" xmlns:wpi="http://schemas.microsoft.com/office/word/2010/wordprocessingInk" xmlns:wne="http://schemas.microsoft.com/office/word/2006/wordml" xmlns:wps="http://schemas.microsoft.com/office/word/2010/wordprocessingShape" mc:Ignorable="w14 w15 w16se w16cid w16 w16cex w16sdtdh w16sdtfl w16du wp14">
+  <w:p>
+    <w:pPr>
+      <w:spacing w:line="240" w:lineRule="auto" w:before="0" w:after="0"/>
       <w:jc w:val="left"/>
+      <w:rPr>
+        <w:rFonts w:asciiTheme="minorHAnsi" w:hAnsiTheme="minorHAnsi"/>
+      </w:rPr>
     </w:pPr>
     <w:r>
+      <w:rPr>
+        <w:rFonts w:ascii="Aptos" w:hAnsi="Aptos"/>
+        <w:sz w:val="18"/>
+      </w:rPr>
       <w:t xml:space="preserve">From J.M. Larson and H.L. Stedge, </w:t>
     </w:r>
     <w:r>
       <w:rPr>
+        <w:rFonts w:ascii="Aptos" w:hAnsi="Aptos"/>
         <w:i/>
+        <w:sz w:val="18"/>
       </w:rPr>
       <w:t>Clinical Simulations for the Athletic Trainer HKPropel Access</w:t>
     </w:r>
     <w:r>
+      <w:rPr>
+        <w:rFonts w:ascii="Aptos" w:hAnsi="Aptos"/>
+        <w:sz w:val="18"/>
+      </w:rPr>
       <w:t xml:space="preserve"> (Human Kinetics, 2027).</w:t>
     </w:r>
   </w:p>
 </w:ftr>
 </file>
 
+<file path=word/footer3.xml><?xml version="1.0" encoding="utf-8"?>
+<w:ftr xmlns:wpc="http://schemas.microsoft.com/office/word/2010/wordprocessingCanvas" xmlns:cx="http://schemas.microsoft.com/office/drawing/2014/chartex" xmlns:cx1="http://schemas.microsoft.com/office/drawing/2015/9/8/chartex" xmlns:cx2="http://schemas.microsoft.com/office/drawing/2015/10/21/chartex" xmlns:cx3="http://schemas.microsoft.com/office/drawing/2016/5/9/chartex" xmlns:cx4="http://schemas.microsoft.com/office/drawing/2016/5/10/chartex" xmlns:cx5="http://schemas.microsoft.com/office/drawing/2016/5/11/chartex" xmlns:cx6="http://schemas.microsoft.com/office/drawing/2016/5/12/chartex" xmlns:cx7="http://schemas.microsoft.com/office/drawing/2016/5/13/chartex" xmlns:cx8="http://schemas.microsoft.com/office/drawing/2016/5/14/chartex" xmlns:mc="http://schemas.openxmlformats.org/markup-compatibility/2006" xmlns:aink="http://schemas.microsoft.com/office/drawing/2016/ink" xmlns:am3d="http://schemas.microsoft.com/office/drawing/2017/model3d" xmlns:o="urn:schemas-microsoft-com:office:office" xmlns:oel="http://schemas.microsoft.com/office/2019/extlst" xmlns:r="http://schemas.openxmlformats.org/officeDocument/2006/relationships" xmlns:m="http://schemas.openxmlformats.org/officeDocument/2006/math" xmlns:v="urn:schemas-microsoft-com:vml" xmlns:wp14="http://schemas.microsoft.com/office/word/2010/wordprocessingDrawing" xmlns:wp="http://schemas.openxmlformats.org/drawingml/2006/wordprocessingDrawing" xmlns:w10="urn:schemas-microsoft-com:office:word" xmlns:w="http://schemas.openxmlformats.org/wordprocessingml/2006/main" xmlns:w14="http://schemas.microsoft.com/office/word/2010/wordml" xmlns:w15="http://schemas.microsoft.com/office/word/2012/wordml" xmlns:w16cei="http://schemas.microsoft.com/office/word/2026/wordml/cei" xmlns:w16cex="http://schemas.microsoft.com/office/word/2018/wordml/cex" xmlns:w16cid="http://schemas.microsoft.com/office/word/2016/wordml/cid" xmlns:w16="http://schemas.microsoft.com/office/word/2018/wordml" xmlns:w16du="http://schemas.microsoft.com/office/word/2023/wordml/word16du" xmlns:w16sdtdh="http://schemas.microsoft.com/office/word/2020/wordml/sdtdatahash" xmlns:w16sdtfl="http://schemas.microsoft.com/office/word/2024/wordml/sdtformatlock" xmlns:w16se="http://schemas.microsoft.com/office/word/2015/wordml/symex" xmlns:wpg="http://schemas.microsoft.com/office/word/2010/wordprocessingGroup" xmlns:wpi="http://schemas.microsoft.com/office/word/2010/wordprocessingInk" xmlns:wne="http://schemas.microsoft.com/office/word/2006/wordml" xmlns:wps="http://schemas.microsoft.com/office/word/2010/wordprocessingShape" mc:Ignorable="w14 w15 w16se w16cid w16 w16cex w16sdtdh w16sdtfl w16du wp14">
+  <w:p>
+    <w:pPr>
+      <w:pStyle w:val="Footer"/>
+    </w:pPr>
+  </w:p>
+</w:ftr>
+</file>
+
+<file path=word/footnotes.xml><?xml version="1.0" encoding="utf-8"?>
+<w:footnotes xmlns:wpc="http://schemas.microsoft.com/office/word/2010/wordprocessingCanvas" xmlns:cx="http://schemas.microsoft.com/office/drawing/2014/chartex" xmlns:cx1="http://schemas.microsoft.com/office/drawing/2015/9/8/chartex" xmlns:cx2="http://schemas.microsoft.com/office/drawing/2015/10/21/chartex" xmlns:cx3="http://schemas.microsoft.com/office/drawing/2016/5/9/chartex" xmlns:cx4="http://schemas.microsoft.com/office/drawing/2016/5/10/chartex" xmlns:cx5="http://schemas.microsoft.com/office/drawing/2016/5/11/chartex" xmlns:cx6="http://schemas.microsoft.com/office/drawing/2016/5/12/chartex" xmlns:cx7="http://schemas.microsoft.com/office/drawing/2016/5/13/chartex" xmlns:cx8="http://schemas.microsoft.com/office/drawing/2016/5/14/chartex" xmlns:mc="http://schemas.openxmlformats.org/markup-compatibility/2006" xmlns:aink="http://schemas.microsoft.com/office/drawing/2016/ink" xmlns:am3d="http://schemas.microsoft.com/office/drawing/2017/model3d" xmlns:o="urn:schemas-microsoft-com:office:office" xmlns:oel="http://schemas.microsoft.com/office/2019/extlst" xmlns:r="http://schemas.openxmlformats.org/officeDocument/2006/relationships" xmlns:m="http://schemas.openxmlformats.org/officeDocument/2006/math" xmlns:v="urn:schemas-microsoft-com:vml" xmlns:wp14="http://schemas.microsoft.com/office/word/2010/wordprocessingDrawing" xmlns:wp="http://schemas.openxmlformats.org/drawingml/2006/wordprocessingDrawing" xmlns:w10="urn:schemas-microsoft-com:office:word" xmlns:w="http://schemas.openxmlformats.org/wordprocessingml/2006/main" xmlns:w14="http://schemas.microsoft.com/office/word/2010/wordml" xmlns:w15="http://schemas.microsoft.com/office/word/2012/wordml" xmlns:w16cei="http://schemas.microsoft.com/office/word/2026/wordml/cei" xmlns:w16cex="http://schemas.microsoft.com/office/word/2018/wordml/cex" xmlns:w16cid="http://schemas.microsoft.com/office/word/2016/wordml/cid" xmlns:w16="http://schemas.microsoft.com/office/word/2018/wordml" xmlns:w16du="http://schemas.microsoft.com/office/word/2023/wordml/word16du" xmlns:w16sdtdh="http://schemas.microsoft.com/office/word/2020/wordml/sdtdatahash" xmlns:w16sdtfl="http://schemas.microsoft.com/office/word/2024/wordml/sdtformatlock" xmlns:w16se="http://schemas.microsoft.com/office/word/2015/wordml/symex" xmlns:wpg="http://schemas.microsoft.com/office/word/2010/wordprocessingGroup" xmlns:wpi="http://schemas.microsoft.com/office/word/2010/wordprocessingInk" xmlns:wne="http://schemas.microsoft.com/office/word/2006/wordml" xmlns:wps="http://schemas.microsoft.com/office/word/2010/wordprocessingShape" mc:Ignorable="w14 w15 w16se w16cid w16 w16cex w16sdtdh w16sdtfl w16du wp14">
+  <w:footnote w:type="separator" w:id="-1">
+    <w:p>
+      <w:r>
+        <w:separator/>
+      </w:r>
+    </w:p>
+  </w:footnote>
+  <w:footnote w:type="continuationSeparator" w:id="0">
+    <w:p>
+      <w:r>
+        <w:continuationSeparator/>
+      </w:r>
+    </w:p>
+  </w:footnote>
+</w:footnotes>
+</file>
+
+<file path=word/header1.xml><?xml version="1.0" encoding="utf-8"?>
+<w:hdr xmlns:wpc="http://schemas.microsoft.com/office/word/2010/wordprocessingCanvas" xmlns:cx="http://schemas.microsoft.com/office/drawing/2014/chartex" xmlns:cx1="http://schemas.microsoft.com/office/drawing/2015/9/8/chartex" xmlns:cx2="http://schemas.microsoft.com/office/drawing/2015/10/21/chartex" xmlns:cx3="http://schemas.microsoft.com/office/drawing/2016/5/9/chartex" xmlns:cx4="http://schemas.microsoft.com/office/drawing/2016/5/10/chartex" xmlns:cx5="http://schemas.microsoft.com/office/drawing/2016/5/11/chartex" xmlns:cx6="http://schemas.microsoft.com/office/drawing/2016/5/12/chartex" xmlns:cx7="http://schemas.microsoft.com/office/drawing/2016/5/13/chartex" xmlns:cx8="http://schemas.microsoft.com/office/drawing/2016/5/14/chartex" xmlns:mc="http://schemas.openxmlformats.org/markup-compatibility/2006" xmlns:aink="http://schemas.microsoft.com/office/drawing/2016/ink" xmlns:am3d="http://schemas.microsoft.com/office/drawing/2017/model3d" xmlns:o="urn:schemas-microsoft-com:office:office" xmlns:oel="http://schemas.microsoft.com/office/2019/extlst" xmlns:r="http://schemas.openxmlformats.org/officeDocument/2006/relationships" xmlns:m="http://schemas.openxmlformats.org/officeDocument/2006/math" xmlns:v="urn:schemas-microsoft-com:vml" xmlns:wp14="http://schemas.microsoft.com/office/word/2010/wordprocessingDrawing" xmlns:wp="http://schemas.openxmlformats.org/drawingml/2006/wordprocessingDrawing" xmlns:w10="urn:schemas-microsoft-com:office:word" xmlns:w="http://schemas.openxmlformats.org/wordprocessingml/2006/main" xmlns:w14="http://schemas.microsoft.com/office/word/2010/wordml" xmlns:w15="http://schemas.microsoft.com/office/word/2012/wordml" xmlns:w16cei="http://schemas.microsoft.com/office/word/2026/wordml/cei" xmlns:w16cex="http://schemas.microsoft.com/office/word/2018/wordml/cex" xmlns:w16cid="http://schemas.microsoft.com/office/word/2016/wordml/cid" xmlns:w16="http://schemas.microsoft.com/office/word/2018/wordml" xmlns:w16du="http://schemas.microsoft.com/office/word/2023/wordml/word16du" xmlns:w16sdtdh="http://schemas.microsoft.com/office/word/2020/wordml/sdtdatahash" xmlns:w16sdtfl="http://schemas.microsoft.com/office/word/2024/wordml/sdtformatlock" xmlns:w16se="http://schemas.microsoft.com/office/word/2015/wordml/symex" xmlns:wpg="http://schemas.microsoft.com/office/word/2010/wordprocessingGroup" xmlns:wpi="http://schemas.microsoft.com/office/word/2010/wordprocessingInk" xmlns:wne="http://schemas.microsoft.com/office/word/2006/wordml" xmlns:wps="http://schemas.microsoft.com/office/word/2010/wordprocessingShape" mc:Ignorable="w14 w15 w16se w16cid w16 w16cex w16sdtdh w16sdtfl w16du wp14">
+  <w:p>
+    <w:pPr>
+      <w:pStyle w:val="Header"/>
+    </w:pPr>
+  </w:p>
+</w:hdr>
+</file>
+
+<file path=word/header2.xml><?xml version="1.0" encoding="utf-8"?>
+<w:hdr xmlns:wpc="http://schemas.microsoft.com/office/word/2010/wordprocessingCanvas" xmlns:cx="http://schemas.microsoft.com/office/drawing/2014/chartex" xmlns:cx1="http://schemas.microsoft.com/office/drawing/2015/9/8/chartex" xmlns:cx2="http://schemas.microsoft.com/office/drawing/2015/10/21/chartex" xmlns:cx3="http://schemas.microsoft.com/office/drawing/2016/5/9/chartex" xmlns:cx4="http://schemas.microsoft.com/office/drawing/2016/5/10/chartex" xmlns:cx5="http://schemas.microsoft.com/office/drawing/2016/5/11/chartex" xmlns:cx6="http://schemas.microsoft.com/office/drawing/2016/5/12/chartex" xmlns:cx7="http://schemas.microsoft.com/office/drawing/2016/5/13/chartex" xmlns:cx8="http://schemas.microsoft.com/office/drawing/2016/5/14/chartex" xmlns:mc="http://schemas.openxmlformats.org/markup-compatibility/2006" xmlns:aink="http://schemas.microsoft.com/office/drawing/2016/ink" xmlns:am3d="http://schemas.microsoft.com/office/drawing/2017/model3d" xmlns:o="urn:schemas-microsoft-com:office:office" xmlns:oel="http://schemas.microsoft.com/office/2019/extlst" xmlns:r="http://schemas.openxmlformats.org/officeDocument/2006/relationships" xmlns:m="http://schemas.openxmlformats.org/officeDocument/2006/math" xmlns:v="urn:schemas-microsoft-com:vml" xmlns:wp14="http://schemas.microsoft.com/office/word/2010/wordprocessingDrawing" xmlns:wp="http://schemas.openxmlformats.org/drawingml/2006/wordprocessingDrawing" xmlns:w10="urn:schemas-microsoft-com:office:word" xmlns:w="http://schemas.openxmlformats.org/wordprocessingml/2006/main" xmlns:w14="http://schemas.microsoft.com/office/word/2010/wordml" xmlns:w15="http://schemas.microsoft.com/office/word/2012/wordml" xmlns:w16cei="http://schemas.microsoft.com/office/word/2026/wordml/cei" xmlns:w16cex="http://schemas.microsoft.com/office/word/2018/wordml/cex" xmlns:w16cid="http://schemas.microsoft.com/office/word/2016/wordml/cid" xmlns:w16="http://schemas.microsoft.com/office/word/2018/wordml" xmlns:w16du="http://schemas.microsoft.com/office/word/2023/wordml/word16du" xmlns:w16sdtdh="http://schemas.microsoft.com/office/word/2020/wordml/sdtdatahash" xmlns:w16sdtfl="http://schemas.microsoft.com/office/word/2024/wordml/sdtformatlock" xmlns:w16se="http://schemas.microsoft.com/office/word/2015/wordml/symex" xmlns:wpg="http://schemas.microsoft.com/office/word/2010/wordprocessingGroup" xmlns:wpi="http://schemas.microsoft.com/office/word/2010/wordprocessingInk" xmlns:wne="http://schemas.microsoft.com/office/word/2006/wordml" xmlns:wps="http://schemas.microsoft.com/office/word/2010/wordprocessingShape" mc:Ignorable="w14 w15 w16se w16cid w16 w16cex w16sdtdh w16sdtfl w16du wp14">
+  <w:p>
+    <w:pPr>
+      <w:pStyle w:val="Header"/>
+    </w:pPr>
+  </w:p>
+</w:hdr>
+</file>
+
+<file path=word/header3.xml><?xml version="1.0" encoding="utf-8"?>
+<w:hdr xmlns:wpc="http://schemas.microsoft.com/office/word/2010/wordprocessingCanvas" xmlns:cx="http://schemas.microsoft.com/office/drawing/2014/chartex" xmlns:cx1="http://schemas.microsoft.com/office/drawing/2015/9/8/chartex" xmlns:cx2="http://schemas.microsoft.com/office/drawing/2015/10/21/chartex" xmlns:cx3="http://schemas.microsoft.com/office/drawing/2016/5/9/chartex" xmlns:cx4="http://schemas.microsoft.com/office/drawing/2016/5/10/chartex" xmlns:cx5="http://schemas.microsoft.com/office/drawing/2016/5/11/chartex" xmlns:cx6="http://schemas.microsoft.com/office/drawing/2016/5/12/chartex" xmlns:cx7="http://schemas.microsoft.com/office/drawing/2016/5/13/chartex" xmlns:cx8="http://schemas.microsoft.com/office/drawing/2016/5/14/chartex" xmlns:mc="http://schemas.openxmlformats.org/markup-compatibility/2006" xmlns:aink="http://schemas.microsoft.com/office/drawing/2016/ink" xmlns:am3d="http://schemas.microsoft.com/office/drawing/2017/model3d" xmlns:o="urn:schemas-microsoft-com:office:office" xmlns:oel="http://schemas.microsoft.com/office/2019/extlst" xmlns:r="http://schemas.openxmlformats.org/officeDocument/2006/relationships" xmlns:m="http://schemas.openxmlformats.org/officeDocument/2006/math" xmlns:v="urn:schemas-microsoft-com:vml" xmlns:wp14="http://schemas.microsoft.com/office/word/2010/wordprocessingDrawing" xmlns:wp="http://schemas.openxmlformats.org/drawingml/2006/wordprocessingDrawing" xmlns:w10="urn:schemas-microsoft-com:office:word" xmlns:w="http://schemas.openxmlformats.org/wordprocessingml/2006/main" xmlns:w14="http://schemas.microsoft.com/office/word/2010/wordml" xmlns:w15="http://schemas.microsoft.com/office/word/2012/wordml" xmlns:w16cei="http://schemas.microsoft.com/office/word/2026/wordml/cei" xmlns:w16cex="http://schemas.microsoft.com/office/word/2018/wordml/cex" xmlns:w16cid="http://schemas.microsoft.com/office/word/2016/wordml/cid" xmlns:w16="http://schemas.microsoft.com/office/word/2018/wordml" xmlns:w16du="http://schemas.microsoft.com/office/word/2023/wordml/word16du" xmlns:w16sdtdh="http://schemas.microsoft.com/office/word/2020/wordml/sdtdatahash" xmlns:w16sdtfl="http://schemas.microsoft.com/office/word/2024/wordml/sdtformatlock" xmlns:w16se="http://schemas.microsoft.com/office/word/2015/wordml/symex" xmlns:wpg="http://schemas.microsoft.com/office/word/2010/wordprocessingGroup" xmlns:wpi="http://schemas.microsoft.com/office/word/2010/wordprocessingInk" xmlns:wne="http://schemas.microsoft.com/office/word/2006/wordml" xmlns:wps="http://schemas.microsoft.com/office/word/2010/wordprocessingShape" mc:Ignorable="w14 w15 w16se w16cid w16 w16cex w16sdtdh w16sdtfl w16du wp14">
+  <w:p>
+    <w:pPr>
+      <w:pStyle w:val="Header"/>
+    </w:pPr>
+  </w:p>
+</w:hdr>
+</file>
+
 <file path=word/numbering.xml><?xml version="1.0" encoding="utf-8"?>
-<w:numbering xmlns:wpc="http://schemas.microsoft.com/office/word/2010/wordprocessingCanvas" xmlns:cx="http://schemas.microsoft.com/office/drawing/2014/chartex" xmlns:cx1="http://schemas.microsoft.com/office/drawing/2015/9/8/chartex" xmlns:cx2="http://schemas.microsoft.com/office/drawing/2015/10/21/chartex" xmlns:cx3="http://schemas.microsoft.com/office/drawing/2016/5/9/chartex" xmlns:cx4="http://schemas.microsoft.com/office/drawing/2016/5/10/chartex" xmlns:cx5="http://schemas.microsoft.com/office/drawing/2016/5/11/chartex" xmlns:cx6="http://schemas.microsoft.com/office/drawing/2016/5/12/chartex" xmlns:cx7="http://schemas.microsoft.com/office/drawing/2016/5/13/chartex" xmlns:cx8="http://schemas.microsoft.com/office/drawing/2016/5/14/chartex" xmlns:mc="http://schemas.openxmlformats.org/markup-compatibility/2006" xmlns:aink="http://schemas.microsoft.com/office/drawing/2016/ink" xmlns:am3d="http://schemas.microsoft.com/office/drawing/2017/model3d" xmlns:o="urn:schemas-microsoft-com:office:office" xmlns:oel="http://schemas.microsoft.com/office/2019/extlst" xmlns:r="http://schemas.openxmlformats.org/officeDocument/2006/relationships" xmlns:m="http://schemas.openxmlformats.org/officeDocument/2006/math" xmlns:v="urn:schemas-microsoft-com:vml" xmlns:wp14="http://schemas.microsoft.com/office/word/2010/wordprocessingDrawing" xmlns:wp="http://schemas.openxmlformats.org/drawingml/2006/wordprocessingDrawing" xmlns:w10="urn:schemas-microsoft-com:office:word" xmlns:w="http://schemas.openxmlformats.org/wordprocessingml/2006/main" xmlns:w14="http://schemas.microsoft.com/office/word/2010/wordml" xmlns:w15="http://schemas.microsoft.com/office/word/2012/wordml" xmlns:w16cex="http://schemas.microsoft.com/office/word/2018/wordml/cex" xmlns:w16cid="http://schemas.microsoft.com/office/word/2016/wordml/cid" xmlns:w16="http://schemas.microsoft.com/office/word/2018/wordml" xmlns:w16du="http://schemas.microsoft.com/office/word/2023/wordml/word16du" xmlns:w16sdtdh="http://schemas.microsoft.com/office/word/2020/wordml/sdtdatahash" xmlns:w16sdtfl="http://schemas.microsoft.com/office/word/2024/wordml/sdtformatlock" xmlns:w16se="http://schemas.microsoft.com/office/word/2015/wordml/symex" xmlns:wpg="http://schemas.microsoft.com/office/word/2010/wordprocessingGroup" xmlns:wpi="http://schemas.microsoft.com/office/word/2010/wordprocessingInk" xmlns:wne="http://schemas.microsoft.com/office/word/2006/wordml" xmlns:wps="http://schemas.microsoft.com/office/word/2010/wordprocessingShape" mc:Ignorable="w14 w15 w16se w16cid w16 w16cex w16sdtdh w16sdtfl w16du wp14">
+<w:numbering xmlns:wpc="http://schemas.microsoft.com/office/word/2010/wordprocessingCanvas" xmlns:cx="http://schemas.microsoft.com/office/drawing/2014/chartex" xmlns:cx1="http://schemas.microsoft.com/office/drawing/2015/9/8/chartex" xmlns:cx2="http://schemas.microsoft.com/office/drawing/2015/10/21/chartex" xmlns:cx3="http://schemas.microsoft.com/office/drawing/2016/5/9/chartex" xmlns:cx4="http://schemas.microsoft.com/office/drawing/2016/5/10/chartex" xmlns:cx5="http://schemas.microsoft.com/office/drawing/2016/5/11/chartex" xmlns:cx6="http://schemas.microsoft.com/office/drawing/2016/5/12/chartex" xmlns:cx7="http://schemas.microsoft.com/office/drawing/2016/5/13/chartex" xmlns:cx8="http://schemas.microsoft.com/office/drawing/2016/5/14/chartex" xmlns:mc="http://schemas.openxmlformats.org/markup-compatibility/2006" xmlns:aink="http://schemas.microsoft.com/office/drawing/2016/ink" xmlns:am3d="http://schemas.microsoft.com/office/drawing/2017/model3d" xmlns:o="urn:schemas-microsoft-com:office:office" xmlns:oel="http://schemas.microsoft.com/office/2019/extlst" xmlns:r="http://schemas.openxmlformats.org/officeDocument/2006/relationships" xmlns:m="http://schemas.openxmlformats.org/officeDocument/2006/math" xmlns:v="urn:schemas-microsoft-com:vml" xmlns:wp14="http://schemas.microsoft.com/office/word/2010/wordprocessingDrawing" xmlns:wp="http://schemas.openxmlformats.org/drawingml/2006/wordprocessingDrawing" xmlns:w10="urn:schemas-microsoft-com:office:word" xmlns:w="http://schemas.openxmlformats.org/wordprocessingml/2006/main" xmlns:w14="http://schemas.microsoft.com/office/word/2010/wordml" xmlns:w15="http://schemas.microsoft.com/office/word/2012/wordml" xmlns:w16cei="http://schemas.microsoft.com/office/word/2026/wordml/cei" xmlns:w16cex="http://schemas.microsoft.com/office/word/2018/wordml/cex" xmlns:w16cid="http://schemas.microsoft.com/office/word/2016/wordml/cid" xmlns:w16="http://schemas.microsoft.com/office/word/2018/wordml" xmlns:w16du="http://schemas.microsoft.com/office/word/2023/wordml/word16du" xmlns:w16sdtdh="http://schemas.microsoft.com/office/word/2020/wordml/sdtdatahash" xmlns:w16sdtfl="http://schemas.microsoft.com/office/word/2024/wordml/sdtformatlock" xmlns:w16se="http://schemas.microsoft.com/office/word/2015/wordml/symex" xmlns:wpg="http://schemas.microsoft.com/office/word/2010/wordprocessingGroup" xmlns:wpi="http://schemas.microsoft.com/office/word/2010/wordprocessingInk" xmlns:wne="http://schemas.microsoft.com/office/word/2006/wordml" xmlns:wps="http://schemas.microsoft.com/office/word/2010/wordprocessingShape" mc:Ignorable="w14 w15 w16se w16cid w16 w16cex w16sdtdh w16sdtfl w16du wp14">
   <w:abstractNum w:abstractNumId="0" w15:restartNumberingAfterBreak="0">
     <w:nsid w:val="023C779B"/>
     <w:multiLevelType w:val="multilevel"/>
@@ -893,6 +1006,119 @@
     </w:lvl>
   </w:abstractNum>
   <w:abstractNum w:abstractNumId="5" w15:restartNumberingAfterBreak="0">
+    <w:nsid w:val="283B2232"/>
+    <w:multiLevelType w:val="hybridMultilevel"/>
+    <w:tmpl w:val="30DCCBAC"/>
+    <w:lvl w:ilvl="0" w:tplc="04090001">
+      <w:start w:val="1"/>
+      <w:numFmt w:val="bullet"/>
+      <w:lvlText w:val=""/>
+      <w:lvlJc w:val="left"/>
+      <w:pPr>
+        <w:ind w:left="1080" w:hanging="360"/>
+      </w:pPr>
+      <w:rPr>
+        <w:rFonts w:ascii="Symbol" w:hAnsi="Symbol" w:hint="default"/>
+      </w:rPr>
+    </w:lvl>
+    <w:lvl w:ilvl="1" w:tplc="04090003" w:tentative="1">
+      <w:start w:val="1"/>
+      <w:numFmt w:val="bullet"/>
+      <w:lvlText w:val="o"/>
+      <w:lvlJc w:val="left"/>
+      <w:pPr>
+        <w:ind w:left="1800" w:hanging="360"/>
+      </w:pPr>
+      <w:rPr>
+        <w:rFonts w:ascii="Courier New" w:hAnsi="Courier New" w:cs="Courier New" w:hint="default"/>
+      </w:rPr>
+    </w:lvl>
+    <w:lvl w:ilvl="2" w:tplc="04090005" w:tentative="1">
+      <w:start w:val="1"/>
+      <w:numFmt w:val="bullet"/>
+      <w:lvlText w:val=""/>
+      <w:lvlJc w:val="left"/>
+      <w:pPr>
+        <w:ind w:left="2520" w:hanging="360"/>
+      </w:pPr>
+      <w:rPr>
+        <w:rFonts w:ascii="Wingdings" w:hAnsi="Wingdings" w:hint="default"/>
+      </w:rPr>
+    </w:lvl>
+    <w:lvl w:ilvl="3" w:tplc="04090001" w:tentative="1">
+      <w:start w:val="1"/>
+      <w:numFmt w:val="bullet"/>
+      <w:lvlText w:val=""/>
+      <w:lvlJc w:val="left"/>
+      <w:pPr>
+        <w:ind w:left="3240" w:hanging="360"/>
+      </w:pPr>
+      <w:rPr>
+        <w:rFonts w:ascii="Symbol" w:hAnsi="Symbol" w:hint="default"/>
+      </w:rPr>
+    </w:lvl>
+    <w:lvl w:ilvl="4" w:tplc="04090003" w:tentative="1">
+      <w:start w:val="1"/>
+      <w:numFmt w:val="bullet"/>
+      <w:lvlText w:val="o"/>
+      <w:lvlJc w:val="left"/>
+      <w:pPr>
+        <w:ind w:left="3960" w:hanging="360"/>
+      </w:pPr>
+      <w:rPr>
+        <w:rFonts w:ascii="Courier New" w:hAnsi="Courier New" w:cs="Courier New" w:hint="default"/>
+      </w:rPr>
+    </w:lvl>
+    <w:lvl w:ilvl="5" w:tplc="04090005" w:tentative="1">
+      <w:start w:val="1"/>
+      <w:numFmt w:val="bullet"/>
+      <w:lvlText w:val=""/>
+      <w:lvlJc w:val="left"/>
+      <w:pPr>
+        <w:ind w:left="4680" w:hanging="360"/>
+      </w:pPr>
+      <w:rPr>
+        <w:rFonts w:ascii="Wingdings" w:hAnsi="Wingdings" w:hint="default"/>
+      </w:rPr>
+    </w:lvl>
+    <w:lvl w:ilvl="6" w:tplc="04090001" w:tentative="1">
+      <w:start w:val="1"/>
+      <w:numFmt w:val="bullet"/>
+      <w:lvlText w:val=""/>
+      <w:lvlJc w:val="left"/>
+      <w:pPr>
+        <w:ind w:left="5400" w:hanging="360"/>
+      </w:pPr>
+      <w:rPr>
+        <w:rFonts w:ascii="Symbol" w:hAnsi="Symbol" w:hint="default"/>
+      </w:rPr>
+    </w:lvl>
+    <w:lvl w:ilvl="7" w:tplc="04090003" w:tentative="1">
+      <w:start w:val="1"/>
+      <w:numFmt w:val="bullet"/>
+      <w:lvlText w:val="o"/>
+      <w:lvlJc w:val="left"/>
+      <w:pPr>
+        <w:ind w:left="6120" w:hanging="360"/>
+      </w:pPr>
+      <w:rPr>
+        <w:rFonts w:ascii="Courier New" w:hAnsi="Courier New" w:cs="Courier New" w:hint="default"/>
+      </w:rPr>
+    </w:lvl>
+    <w:lvl w:ilvl="8" w:tplc="04090005" w:tentative="1">
+      <w:start w:val="1"/>
+      <w:numFmt w:val="bullet"/>
+      <w:lvlText w:val=""/>
+      <w:lvlJc w:val="left"/>
+      <w:pPr>
+        <w:ind w:left="6840" w:hanging="360"/>
+      </w:pPr>
+      <w:rPr>
+        <w:rFonts w:ascii="Wingdings" w:hAnsi="Wingdings" w:hint="default"/>
+      </w:rPr>
+    </w:lvl>
+  </w:abstractNum>
+  <w:abstractNum w:abstractNumId="6" w15:restartNumberingAfterBreak="0">
     <w:nsid w:val="33870C32"/>
     <w:multiLevelType w:val="multilevel"/>
     <w:tmpl w:val="1CB25FBE"/>
@@ -1009,7 +1235,7 @@
       </w:pPr>
     </w:lvl>
   </w:abstractNum>
-  <w:abstractNum w:abstractNumId="6" w15:restartNumberingAfterBreak="0">
+  <w:abstractNum w:abstractNumId="7" w15:restartNumberingAfterBreak="0">
     <w:nsid w:val="35B9F67F"/>
     <w:multiLevelType w:val="hybridMultilevel"/>
     <w:tmpl w:val="DF84684A"/>
@@ -1122,7 +1348,7 @@
       </w:rPr>
     </w:lvl>
   </w:abstractNum>
-  <w:abstractNum w:abstractNumId="7" w15:restartNumberingAfterBreak="0">
+  <w:abstractNum w:abstractNumId="8" w15:restartNumberingAfterBreak="0">
     <w:nsid w:val="43AA07A1"/>
     <w:multiLevelType w:val="multilevel"/>
     <w:tmpl w:val="9470FEE6"/>
@@ -1271,7 +1497,7 @@
       </w:rPr>
     </w:lvl>
   </w:abstractNum>
-  <w:abstractNum w:abstractNumId="8" w15:restartNumberingAfterBreak="0">
+  <w:abstractNum w:abstractNumId="9" w15:restartNumberingAfterBreak="0">
     <w:nsid w:val="5C947542"/>
     <w:multiLevelType w:val="multilevel"/>
     <w:tmpl w:val="4C54ADD4"/>
@@ -1420,7 +1646,7 @@
       </w:rPr>
     </w:lvl>
   </w:abstractNum>
-  <w:abstractNum w:abstractNumId="9" w15:restartNumberingAfterBreak="0">
+  <w:abstractNum w:abstractNumId="10" w15:restartNumberingAfterBreak="0">
     <w:nsid w:val="6DBB776A"/>
     <w:multiLevelType w:val="multilevel"/>
     <w:tmpl w:val="ED0A2AA0"/>
@@ -1569,7 +1795,7 @@
       </w:rPr>
     </w:lvl>
   </w:abstractNum>
-  <w:abstractNum w:abstractNumId="10" w15:restartNumberingAfterBreak="0">
+  <w:abstractNum w:abstractNumId="11" w15:restartNumberingAfterBreak="0">
     <w:nsid w:val="6E934852"/>
     <w:multiLevelType w:val="multilevel"/>
     <w:tmpl w:val="4C06E8EA"/>
@@ -1718,7 +1944,7 @@
       </w:rPr>
     </w:lvl>
   </w:abstractNum>
-  <w:abstractNum w:abstractNumId="11" w15:restartNumberingAfterBreak="0">
+  <w:abstractNum w:abstractNumId="12" w15:restartNumberingAfterBreak="0">
     <w:nsid w:val="7207352A"/>
     <w:multiLevelType w:val="multilevel"/>
     <w:tmpl w:val="97309468"/>
@@ -1867,7 +2093,7 @@
       </w:rPr>
     </w:lvl>
   </w:abstractNum>
-  <w:abstractNum w:abstractNumId="12" w15:restartNumberingAfterBreak="0">
+  <w:abstractNum w:abstractNumId="13" w15:restartNumberingAfterBreak="0">
     <w:nsid w:val="72155F8F"/>
     <w:multiLevelType w:val="hybridMultilevel"/>
     <w:tmpl w:val="5DAAD84C"/>
@@ -1981,7 +2207,7 @@
     </w:lvl>
   </w:abstractNum>
   <w:num w:numId="1" w16cid:durableId="434058979">
-    <w:abstractNumId w:val="6"/>
+    <w:abstractNumId w:val="7"/>
   </w:num>
   <w:num w:numId="2" w16cid:durableId="1053433690">
     <w:abstractNumId w:val="2"/>
@@ -1993,31 +2219,34 @@
     <w:abstractNumId w:val="3"/>
   </w:num>
   <w:num w:numId="5" w16cid:durableId="1156606384">
-    <w:abstractNumId w:val="9"/>
+    <w:abstractNumId w:val="10"/>
   </w:num>
   <w:num w:numId="6" w16cid:durableId="780032895">
-    <w:abstractNumId w:val="7"/>
+    <w:abstractNumId w:val="8"/>
   </w:num>
   <w:num w:numId="7" w16cid:durableId="25255401">
+    <w:abstractNumId w:val="12"/>
+  </w:num>
+  <w:num w:numId="8" w16cid:durableId="1975871515">
     <w:abstractNumId w:val="11"/>
   </w:num>
-  <w:num w:numId="8" w16cid:durableId="1975871515">
-    <w:abstractNumId w:val="10"/>
-  </w:num>
   <w:num w:numId="9" w16cid:durableId="1320694016">
-    <w:abstractNumId w:val="12"/>
+    <w:abstractNumId w:val="13"/>
   </w:num>
   <w:num w:numId="10" w16cid:durableId="884370077">
     <w:abstractNumId w:val="0"/>
   </w:num>
   <w:num w:numId="11" w16cid:durableId="622003747">
-    <w:abstractNumId w:val="8"/>
+    <w:abstractNumId w:val="9"/>
   </w:num>
   <w:num w:numId="12" w16cid:durableId="734090342">
-    <w:abstractNumId w:val="5"/>
+    <w:abstractNumId w:val="6"/>
   </w:num>
   <w:num w:numId="13" w16cid:durableId="862209394">
     <w:abstractNumId w:val="4"/>
+  </w:num>
+  <w:num w:numId="14" w16cid:durableId="700862813">
+    <w:abstractNumId w:val="5"/>
   </w:num>
 </w:numbering>
 </file>
@@ -2465,7 +2694,7 @@
     <w:rPr>
       <w:rFonts w:asciiTheme="majorHAnsi" w:eastAsiaTheme="majorEastAsia" w:hAnsiTheme="majorHAnsi" w:cstheme="majorBidi"/>
       <w:color w:val="0F4761" w:themeColor="accent1" w:themeShade="BF"/>
-      <w:sz w:val="32"/>
+      <w:sz w:val="40"/>
       <w:szCs w:val="32"/>
     </w:rPr>
   </w:style>
@@ -2488,7 +2717,7 @@
     <w:rPr>
       <w:rFonts w:eastAsiaTheme="majorEastAsia" w:cstheme="majorBidi"/>
       <w:color w:val="0F4761" w:themeColor="accent1" w:themeShade="BF"/>
-      <w:sz w:val="28"/>
+      <w:sz w:val="40"/>
       <w:szCs w:val="28"/>
     </w:rPr>
   </w:style>
@@ -2513,6 +2742,7 @@
       <w:i/>
       <w:iCs/>
       <w:color w:val="0F4761" w:themeColor="accent1" w:themeShade="BF"/>
+      <w:sz w:val="40"/>
     </w:rPr>
   </w:style>
   <w:style w:type="paragraph" w:styleId="Heading5">
@@ -2534,6 +2764,7 @@
     <w:rPr>
       <w:rFonts w:eastAsiaTheme="majorEastAsia" w:cstheme="majorBidi"/>
       <w:color w:val="0F4761" w:themeColor="accent1" w:themeShade="BF"/>
+      <w:sz w:val="40"/>
     </w:rPr>
   </w:style>
   <w:style w:type="paragraph" w:styleId="Heading6">
@@ -2557,6 +2788,7 @@
       <w:i/>
       <w:iCs/>
       <w:color w:val="595959" w:themeColor="text1" w:themeTint="A6"/>
+      <w:sz w:val="40"/>
     </w:rPr>
   </w:style>
   <w:style w:type="paragraph" w:styleId="Heading7">
@@ -2578,6 +2810,7 @@
     <w:rPr>
       <w:rFonts w:eastAsiaTheme="majorEastAsia" w:cstheme="majorBidi"/>
       <w:color w:val="595959" w:themeColor="text1" w:themeTint="A6"/>
+      <w:sz w:val="40"/>
     </w:rPr>
   </w:style>
   <w:style w:type="paragraph" w:styleId="Heading8">
@@ -2600,6 +2833,7 @@
       <w:i/>
       <w:iCs/>
       <w:color w:val="272727" w:themeColor="text1" w:themeTint="D8"/>
+      <w:sz w:val="40"/>
     </w:rPr>
   </w:style>
   <w:style w:type="paragraph" w:styleId="Heading9">
@@ -2620,6 +2854,7 @@
     <w:rPr>
       <w:rFonts w:eastAsiaTheme="majorEastAsia" w:cstheme="majorBidi"/>
       <w:color w:val="272727" w:themeColor="text1" w:themeTint="D8"/>
+      <w:sz w:val="40"/>
     </w:rPr>
   </w:style>
   <w:style w:type="character" w:default="1" w:styleId="DefaultParagraphFont">
@@ -3145,6 +3380,58 @@
       <w:kern w:val="0"/>
       <w:sz w:val="20"/>
       <w:szCs w:val="20"/>
+      <w14:ligatures w14:val="none"/>
+    </w:rPr>
+  </w:style>
+  <w:style w:type="paragraph" w:styleId="Header">
+    <w:name w:val="header"/>
+    <w:basedOn w:val="Normal"/>
+    <w:link w:val="HeaderChar"/>
+    <w:uiPriority w:val="99"/>
+    <w:unhideWhenUsed/>
+    <w:rsid w:val="00523310"/>
+    <w:pPr>
+      <w:tabs>
+        <w:tab w:val="center" w:pos="4680"/>
+        <w:tab w:val="right" w:pos="9360"/>
+      </w:tabs>
+    </w:pPr>
+  </w:style>
+  <w:style w:type="character" w:customStyle="1" w:styleId="HeaderChar">
+    <w:name w:val="Header Char"/>
+    <w:basedOn w:val="DefaultParagraphFont"/>
+    <w:link w:val="Header"/>
+    <w:uiPriority w:val="99"/>
+    <w:rsid w:val="00523310"/>
+    <w:rPr>
+      <w:rFonts w:ascii="Times New Roman" w:eastAsia="Times New Roman" w:hAnsi="Times New Roman" w:cs="Times New Roman"/>
+      <w:kern w:val="0"/>
+      <w14:ligatures w14:val="none"/>
+    </w:rPr>
+  </w:style>
+  <w:style w:type="paragraph" w:styleId="Footer">
+    <w:name w:val="footer"/>
+    <w:basedOn w:val="Normal"/>
+    <w:link w:val="FooterChar"/>
+    <w:uiPriority w:val="99"/>
+    <w:unhideWhenUsed/>
+    <w:rsid w:val="00523310"/>
+    <w:pPr>
+      <w:tabs>
+        <w:tab w:val="center" w:pos="4680"/>
+        <w:tab w:val="right" w:pos="9360"/>
+      </w:tabs>
+    </w:pPr>
+  </w:style>
+  <w:style w:type="character" w:customStyle="1" w:styleId="FooterChar">
+    <w:name w:val="Footer Char"/>
+    <w:basedOn w:val="DefaultParagraphFont"/>
+    <w:link w:val="Footer"/>
+    <w:uiPriority w:val="99"/>
+    <w:rsid w:val="00523310"/>
+    <w:rPr>
+      <w:rFonts w:ascii="Times New Roman" w:eastAsia="Times New Roman" w:hAnsi="Times New Roman" w:cs="Times New Roman"/>
+      <w:kern w:val="0"/>
       <w14:ligatures w14:val="none"/>
     </w:rPr>
   </w:style>
